--- a/2400031810 FSAD Skill - 6.docx
+++ b/2400031810 FSAD Skill - 6.docx
@@ -28,7 +28,7 @@
           <w:sz w:val="28"/>
           <w:szCs w:val="28"/>
         </w:rPr>
-        <w:t>M.PRAVEEN REDDY</w:t>
+        <w:t>S. LALITH ADITYA</w:t>
       </w:r>
       <w:r>
         <w:t xml:space="preserve"> </w:t>
@@ -56,7 +56,14 @@
           <w:sz w:val="28"/>
           <w:szCs w:val="28"/>
         </w:rPr>
-        <w:t>2400032662</w:t>
+        <w:t>240003</w:t>
+      </w:r>
+      <w:r>
+        <w:rPr>
+          <w:sz w:val="28"/>
+          <w:szCs w:val="28"/>
+        </w:rPr>
+        <w:t>1810</w:t>
       </w:r>
     </w:p>
     <w:p/>
@@ -180,19 +187,14 @@
         <w:ind w:hanging="360"/>
       </w:pPr>
       <w:r>
-        <w:t xml:space="preserve">Create a controller class named </w:t>
-      </w:r>
-      <w:proofErr w:type="spellStart"/>
-      <w:r>
-        <w:t>LibraryController</w:t>
-      </w:r>
-      <w:proofErr w:type="spellEnd"/>
-      <w:r>
-        <w:t xml:space="preserve">. </w:t>
-      </w:r>
-    </w:p>
-    <w:p>
-      <w:r>
+        <w:t xml:space="preserve">Create a controller class named LibraryController. </w:t>
+      </w:r>
+    </w:p>
+    <w:p>
+      <w:r>
+        <w:rPr>
+          <w:noProof/>
+        </w:rPr>
         <w:drawing>
           <wp:inline distT="0" distB="0" distL="0" distR="0" wp14:anchorId="45063416" wp14:editId="1279D6DD">
             <wp:extent cx="4601845" cy="2583180"/>
@@ -209,7 +211,7 @@
                     <pic:cNvPicPr/>
                   </pic:nvPicPr>
                   <pic:blipFill>
-                    <a:blip r:embed="rId5"/>
+                    <a:blip r:embed="rId7"/>
                     <a:stretch>
                       <a:fillRect/>
                     </a:stretch>
@@ -266,7 +268,7 @@
                     </pic:cNvPicPr>
                   </pic:nvPicPr>
                   <pic:blipFill>
-                    <a:blip r:embed="rId6">
+                    <a:blip r:embed="rId8">
                       <a:extLst>
                         <a:ext uri="{28A0092B-C50C-407E-A947-70E740481C1C}">
                           <a14:useLocalDpi xmlns:a14="http://schemas.microsoft.com/office/drawing/2010/main" val="0"/>
@@ -333,7 +335,7 @@
                     </pic:cNvPicPr>
                   </pic:nvPicPr>
                   <pic:blipFill>
-                    <a:blip r:embed="rId7">
+                    <a:blip r:embed="rId9">
                       <a:extLst>
                         <a:ext uri="{28A0092B-C50C-407E-A947-70E740481C1C}">
                           <a14:useLocalDpi xmlns:a14="http://schemas.microsoft.com/office/drawing/2010/main" val="0"/>
@@ -401,7 +403,7 @@
                     </pic:cNvPicPr>
                   </pic:nvPicPr>
                   <pic:blipFill>
-                    <a:blip r:embed="rId8">
+                    <a:blip r:embed="rId10">
                       <a:extLst>
                         <a:ext uri="{28A0092B-C50C-407E-A947-70E740481C1C}">
                           <a14:useLocalDpi xmlns:a14="http://schemas.microsoft.com/office/drawing/2010/main" val="0"/>
@@ -468,7 +470,7 @@
                     </pic:cNvPicPr>
                   </pic:nvPicPr>
                   <pic:blipFill>
-                    <a:blip r:embed="rId9">
+                    <a:blip r:embed="rId11">
                       <a:extLst>
                         <a:ext uri="{28A0092B-C50C-407E-A947-70E740481C1C}">
                           <a14:useLocalDpi xmlns:a14="http://schemas.microsoft.com/office/drawing/2010/main" val="0"/>
@@ -536,7 +538,7 @@
                     </pic:cNvPicPr>
                   </pic:nvPicPr>
                   <pic:blipFill>
-                    <a:blip r:embed="rId10">
+                    <a:blip r:embed="rId12">
                       <a:extLst>
                         <a:ext uri="{28A0092B-C50C-407E-A947-70E740481C1C}">
                           <a14:useLocalDpi xmlns:a14="http://schemas.microsoft.com/office/drawing/2010/main" val="0"/>
@@ -603,7 +605,7 @@
                     </pic:cNvPicPr>
                   </pic:nvPicPr>
                   <pic:blipFill>
-                    <a:blip r:embed="rId11">
+                    <a:blip r:embed="rId13">
                       <a:extLst>
                         <a:ext uri="{28A0092B-C50C-407E-A947-70E740481C1C}">
                           <a14:useLocalDpi xmlns:a14="http://schemas.microsoft.com/office/drawing/2010/main" val="0"/>
@@ -674,7 +676,7 @@
                     </pic:cNvPicPr>
                   </pic:nvPicPr>
                   <pic:blipFill>
-                    <a:blip r:embed="rId12">
+                    <a:blip r:embed="rId14">
                       <a:extLst>
                         <a:ext uri="{28A0092B-C50C-407E-A947-70E740481C1C}">
                           <a14:useLocalDpi xmlns:a14="http://schemas.microsoft.com/office/drawing/2010/main" val="0"/>
@@ -715,15 +717,7 @@
         <w:ind w:hanging="360"/>
       </w:pPr>
       <w:r>
-        <w:t>Create a method mapped to /</w:t>
-      </w:r>
-      <w:proofErr w:type="spellStart"/>
-      <w:r>
-        <w:t>addbook</w:t>
-      </w:r>
-      <w:proofErr w:type="spellEnd"/>
-      <w:r>
-        <w:t xml:space="preserve"> using @PostMapping that accepts a Book object from the request body and adds it to an in-memory list. </w:t>
+        <w:t xml:space="preserve">Create a method mapped to /addbook using @PostMapping that accepts a Book object from the request body and adds it to an in-memory list. </w:t>
       </w:r>
     </w:p>
     <w:p>
@@ -749,7 +743,7 @@
                     </pic:cNvPicPr>
                   </pic:nvPicPr>
                   <pic:blipFill>
-                    <a:blip r:embed="rId13">
+                    <a:blip r:embed="rId15">
                       <a:extLst>
                         <a:ext uri="{28A0092B-C50C-407E-A947-70E740481C1C}">
                           <a14:useLocalDpi xmlns:a14="http://schemas.microsoft.com/office/drawing/2010/main" val="0"/>
@@ -796,15 +790,12 @@
     </w:p>
     <w:p>
       <w:r>
-        <w:rPr>
-          <w:noProof/>
-        </w:rPr>
         <w:lastRenderedPageBreak/>
         <w:drawing>
-          <wp:inline distT="0" distB="0" distL="0" distR="0" wp14:anchorId="183A21EE" wp14:editId="22E2EA30">
-            <wp:extent cx="6424295" cy="2330450"/>
-            <wp:effectExtent l="0" t="0" r="0" b="0"/>
-            <wp:docPr id="1224530708" name="Picture 9"/>
+          <wp:inline distT="0" distB="0" distL="0" distR="0" wp14:anchorId="0BCF5503" wp14:editId="7D7F51B2">
+            <wp:extent cx="6424295" cy="3100070"/>
+            <wp:effectExtent l="0" t="0" r="0" b="5080"/>
+            <wp:docPr id="106061883" name="Picture 1"/>
             <wp:cNvGraphicFramePr>
               <a:graphicFrameLocks xmlns:a="http://schemas.openxmlformats.org/drawingml/2006/main" noChangeAspect="1"/>
             </wp:cNvGraphicFramePr>
@@ -812,36 +803,23 @@
               <a:graphicData uri="http://schemas.openxmlformats.org/drawingml/2006/picture">
                 <pic:pic xmlns:pic="http://schemas.openxmlformats.org/drawingml/2006/picture">
                   <pic:nvPicPr>
-                    <pic:cNvPr id="0" name="Picture 17"/>
-                    <pic:cNvPicPr>
-                      <a:picLocks noChangeAspect="1" noChangeArrowheads="1"/>
-                    </pic:cNvPicPr>
+                    <pic:cNvPr id="106061883" name=""/>
+                    <pic:cNvPicPr/>
                   </pic:nvPicPr>
                   <pic:blipFill>
-                    <a:blip r:embed="rId14" cstate="print">
-                      <a:extLst>
-                        <a:ext uri="{28A0092B-C50C-407E-A947-70E740481C1C}">
-                          <a14:useLocalDpi xmlns:a14="http://schemas.microsoft.com/office/drawing/2010/main" val="0"/>
-                        </a:ext>
-                      </a:extLst>
-                    </a:blip>
-                    <a:srcRect/>
+                    <a:blip r:embed="rId16"/>
                     <a:stretch>
                       <a:fillRect/>
                     </a:stretch>
                   </pic:blipFill>
-                  <pic:spPr bwMode="auto">
+                  <pic:spPr>
                     <a:xfrm>
                       <a:off x="0" y="0"/>
-                      <a:ext cx="6424295" cy="2330450"/>
+                      <a:ext cx="6424295" cy="3100070"/>
                     </a:xfrm>
                     <a:prstGeom prst="rect">
                       <a:avLst/>
                     </a:prstGeom>
-                    <a:noFill/>
-                    <a:ln>
-                      <a:noFill/>
-                    </a:ln>
                   </pic:spPr>
                 </pic:pic>
               </a:graphicData>
@@ -1097,6 +1075,7 @@
         <w:jc w:val="left"/>
       </w:pPr>
       <w:r>
+        <w:lastRenderedPageBreak/>
         <w:t xml:space="preserve"> </w:t>
       </w:r>
     </w:p>
@@ -1137,7 +1116,6 @@
         <w:jc w:val="left"/>
       </w:pPr>
       <w:r>
-        <w:lastRenderedPageBreak/>
         <w:t xml:space="preserve"> </w:t>
       </w:r>
     </w:p>
@@ -1339,9 +1317,7 @@
         <w:tblW w:w="9667" w:type="dxa"/>
         <w:tblInd w:w="326" w:type="dxa"/>
         <w:tblCellMar>
-          <w:top w:w="0" w:type="dxa"/>
           <w:left w:w="12" w:type="dxa"/>
-          <w:bottom w:w="0" w:type="dxa"/>
           <w:right w:w="394" w:type="dxa"/>
         </w:tblCellMar>
         <w:tblLook w:val="04A0" w:firstRow="1" w:lastRow="0" w:firstColumn="1" w:lastColumn="0" w:noHBand="0" w:noVBand="1"/>
@@ -1406,12 +1382,6 @@
               <w:tblOverlap w:val="never"/>
               <w:tblW w:w="4572" w:type="dxa"/>
               <w:tblInd w:w="0" w:type="dxa"/>
-              <w:tblCellMar>
-                <w:top w:w="0" w:type="dxa"/>
-                <w:left w:w="0" w:type="dxa"/>
-                <w:bottom w:w="0" w:type="dxa"/>
-                <w:right w:w="0" w:type="dxa"/>
-              </w:tblCellMar>
               <w:tblLook w:val="04A0" w:firstRow="1" w:lastRow="0" w:firstColumn="1" w:lastColumn="0" w:noHBand="0" w:noVBand="1"/>
             </w:tblPr>
             <w:tblGrid>
@@ -1447,7 +1417,6 @@
                     <w:tblCellMar>
                       <w:top w:w="40" w:type="dxa"/>
                       <w:left w:w="101" w:type="dxa"/>
-                      <w:bottom w:w="0" w:type="dxa"/>
                       <w:right w:w="115" w:type="dxa"/>
                     </w:tblCellMar>
                     <w:tblLook w:val="04A0" w:firstRow="1" w:lastRow="0" w:firstColumn="1" w:lastColumn="0" w:noHBand="0" w:noVBand="1"/>
@@ -2105,12 +2074,12 @@
     <w:p>
       <w:pPr>
         <w:sectPr>
-          <w:headerReference w:type="even" r:id="rId15"/>
-          <w:headerReference w:type="default" r:id="rId16"/>
-          <w:footerReference w:type="even" r:id="rId17"/>
-          <w:footerReference w:type="default" r:id="rId18"/>
-          <w:headerReference w:type="first" r:id="rId19"/>
-          <w:footerReference w:type="first" r:id="rId20"/>
+          <w:headerReference w:type="even" r:id="rId17"/>
+          <w:headerReference w:type="default" r:id="rId18"/>
+          <w:footerReference w:type="even" r:id="rId19"/>
+          <w:footerReference w:type="default" r:id="rId20"/>
+          <w:headerReference w:type="first" r:id="rId21"/>
+          <w:footerReference w:type="first" r:id="rId22"/>
           <w:pgSz w:w="12240" w:h="15840"/>
           <w:pgMar w:top="1433" w:right="990" w:bottom="1322" w:left="1133" w:header="604" w:footer="760" w:gutter="0"/>
           <w:cols w:space="720"/>
@@ -2126,6 +2095,31 @@
     </w:sectPr>
   </w:body>
 </w:document>
+</file>
+
+<file path=word/endnotes.xml><?xml version="1.0" encoding="utf-8"?>
+<w:endnotes xmlns:wpc="http://schemas.microsoft.com/office/word/2010/wordprocessingCanvas" xmlns:cx="http://schemas.microsoft.com/office/drawing/2014/chartex" xmlns:cx1="http://schemas.microsoft.com/office/drawing/2015/9/8/chartex" xmlns:cx2="http://schemas.microsoft.com/office/drawing/2015/10/21/chartex" xmlns:cx3="http://schemas.microsoft.com/office/drawing/2016/5/9/chartex" xmlns:cx4="http://schemas.microsoft.com/office/drawing/2016/5/10/chartex" xmlns:cx5="http://schemas.microsoft.com/office/drawing/2016/5/11/chartex" xmlns:cx6="http://schemas.microsoft.com/office/drawing/2016/5/12/chartex" xmlns:cx7="http://schemas.microsoft.com/office/drawing/2016/5/13/chartex" xmlns:cx8="http://schemas.microsoft.com/office/drawing/2016/5/14/chartex" xmlns:mc="http://schemas.openxmlformats.org/markup-compatibility/2006" xmlns:aink="http://schemas.microsoft.com/office/drawing/2016/ink" xmlns:am3d="http://schemas.microsoft.com/office/drawing/2017/model3d" xmlns:o="urn:schemas-microsoft-com:office:office" xmlns:oel="http://schemas.microsoft.com/office/2019/extlst" xmlns:r="http://schemas.openxmlformats.org/officeDocument/2006/relationships" xmlns:m="http://schemas.openxmlformats.org/officeDocument/2006/math" xmlns:v="urn:schemas-microsoft-com:vml" xmlns:wp14="http://schemas.microsoft.com/office/word/2010/wordprocessingDrawing" xmlns:wp="http://schemas.openxmlformats.org/drawingml/2006/wordprocessingDrawing" xmlns:w10="urn:schemas-microsoft-com:office:word" xmlns:w="http://schemas.openxmlformats.org/wordprocessingml/2006/main" xmlns:w14="http://schemas.microsoft.com/office/word/2010/wordml" xmlns:w15="http://schemas.microsoft.com/office/word/2012/wordml" xmlns:w16cex="http://schemas.microsoft.com/office/word/2018/wordml/cex" xmlns:w16cid="http://schemas.microsoft.com/office/word/2016/wordml/cid" xmlns:w16="http://schemas.microsoft.com/office/word/2018/wordml" xmlns:w16du="http://schemas.microsoft.com/office/word/2023/wordml/word16du" xmlns:w16sdtdh="http://schemas.microsoft.com/office/word/2020/wordml/sdtdatahash" xmlns:w16sdtfl="http://schemas.microsoft.com/office/word/2024/wordml/sdtformatlock" xmlns:w16se="http://schemas.microsoft.com/office/word/2015/wordml/symex" xmlns:wpg="http://schemas.microsoft.com/office/word/2010/wordprocessingGroup" xmlns:wpi="http://schemas.microsoft.com/office/word/2010/wordprocessingInk" xmlns:wne="http://schemas.microsoft.com/office/word/2006/wordml" xmlns:wps="http://schemas.microsoft.com/office/word/2010/wordprocessingShape" mc:Ignorable="w14 w15 w16se w16cid w16 w16cex w16sdtdh w16sdtfl w16du wp14">
+  <w:endnote w:type="separator" w:id="-1">
+    <w:p>
+      <w:pPr>
+        <w:spacing w:after="0" w:line="240" w:lineRule="auto"/>
+      </w:pPr>
+      <w:r>
+        <w:separator/>
+      </w:r>
+    </w:p>
+  </w:endnote>
+  <w:endnote w:type="continuationSeparator" w:id="0">
+    <w:p>
+      <w:pPr>
+        <w:spacing w:after="0" w:line="240" w:lineRule="auto"/>
+      </w:pPr>
+      <w:r>
+        <w:continuationSeparator/>
+      </w:r>
+    </w:p>
+  </w:endnote>
+</w:endnotes>
 </file>
 
 <file path=word/footer1.xml><?xml version="1.0" encoding="utf-8"?>
@@ -2191,27 +2185,14 @@
       </w:rPr>
       <w:t xml:space="preserve"> | </w:t>
     </w:r>
-    <w:r>
-      <w:fldChar w:fldCharType="begin"/>
-    </w:r>
-    <w:r>
-      <w:instrText xml:space="preserve"> NUMPAGES   \* MERGEFORMAT </w:instrText>
-    </w:r>
-    <w:r>
-      <w:fldChar w:fldCharType="separate"/>
-    </w:r>
-    <w:r>
-      <w:rPr>
-        <w:color w:val="17365D"/>
-      </w:rPr>
-      <w:t>42</w:t>
-    </w:r>
-    <w:r>
-      <w:rPr>
-        <w:color w:val="17365D"/>
-      </w:rPr>
-      <w:fldChar w:fldCharType="end"/>
-    </w:r>
+    <w:fldSimple w:instr=" NUMPAGES   \* MERGEFORMAT ">
+      <w:r>
+        <w:rPr>
+          <w:color w:val="17365D"/>
+        </w:rPr>
+        <w:t>42</w:t>
+      </w:r>
+    </w:fldSimple>
     <w:r>
       <w:t xml:space="preserve"> </w:t>
     </w:r>
@@ -2282,27 +2263,14 @@
       </w:rPr>
       <w:t xml:space="preserve"> | </w:t>
     </w:r>
-    <w:r>
-      <w:fldChar w:fldCharType="begin"/>
-    </w:r>
-    <w:r>
-      <w:instrText xml:space="preserve"> NUMPAGES   \* MERGEFORMAT </w:instrText>
-    </w:r>
-    <w:r>
-      <w:fldChar w:fldCharType="separate"/>
-    </w:r>
-    <w:r>
-      <w:rPr>
-        <w:color w:val="17365D"/>
-      </w:rPr>
-      <w:t>42</w:t>
-    </w:r>
-    <w:r>
-      <w:rPr>
-        <w:color w:val="17365D"/>
-      </w:rPr>
-      <w:fldChar w:fldCharType="end"/>
-    </w:r>
+    <w:fldSimple w:instr=" NUMPAGES   \* MERGEFORMAT ">
+      <w:r>
+        <w:rPr>
+          <w:color w:val="17365D"/>
+        </w:rPr>
+        <w:t>42</w:t>
+      </w:r>
+    </w:fldSimple>
     <w:r>
       <w:t xml:space="preserve"> </w:t>
     </w:r>
@@ -2373,32 +2341,44 @@
       </w:rPr>
       <w:t xml:space="preserve"> | </w:t>
     </w:r>
-    <w:r>
-      <w:fldChar w:fldCharType="begin"/>
-    </w:r>
-    <w:r>
-      <w:instrText xml:space="preserve"> NUMPAGES   \* MERGEFORMAT </w:instrText>
-    </w:r>
-    <w:r>
-      <w:fldChar w:fldCharType="separate"/>
-    </w:r>
-    <w:r>
-      <w:rPr>
-        <w:color w:val="17365D"/>
-      </w:rPr>
-      <w:t>42</w:t>
-    </w:r>
-    <w:r>
-      <w:rPr>
-        <w:color w:val="17365D"/>
-      </w:rPr>
-      <w:fldChar w:fldCharType="end"/>
-    </w:r>
+    <w:fldSimple w:instr=" NUMPAGES   \* MERGEFORMAT ">
+      <w:r>
+        <w:rPr>
+          <w:color w:val="17365D"/>
+        </w:rPr>
+        <w:t>42</w:t>
+      </w:r>
+    </w:fldSimple>
     <w:r>
       <w:t xml:space="preserve"> </w:t>
     </w:r>
   </w:p>
 </w:ftr>
+</file>
+
+<file path=word/footnotes.xml><?xml version="1.0" encoding="utf-8"?>
+<w:footnotes xmlns:wpc="http://schemas.microsoft.com/office/word/2010/wordprocessingCanvas" xmlns:cx="http://schemas.microsoft.com/office/drawing/2014/chartex" xmlns:cx1="http://schemas.microsoft.com/office/drawing/2015/9/8/chartex" xmlns:cx2="http://schemas.microsoft.com/office/drawing/2015/10/21/chartex" xmlns:cx3="http://schemas.microsoft.com/office/drawing/2016/5/9/chartex" xmlns:cx4="http://schemas.microsoft.com/office/drawing/2016/5/10/chartex" xmlns:cx5="http://schemas.microsoft.com/office/drawing/2016/5/11/chartex" xmlns:cx6="http://schemas.microsoft.com/office/drawing/2016/5/12/chartex" xmlns:cx7="http://schemas.microsoft.com/office/drawing/2016/5/13/chartex" xmlns:cx8="http://schemas.microsoft.com/office/drawing/2016/5/14/chartex" xmlns:mc="http://schemas.openxmlformats.org/markup-compatibility/2006" xmlns:aink="http://schemas.microsoft.com/office/drawing/2016/ink" xmlns:am3d="http://schemas.microsoft.com/office/drawing/2017/model3d" xmlns:o="urn:schemas-microsoft-com:office:office" xmlns:oel="http://schemas.microsoft.com/office/2019/extlst" xmlns:r="http://schemas.openxmlformats.org/officeDocument/2006/relationships" xmlns:m="http://schemas.openxmlformats.org/officeDocument/2006/math" xmlns:v="urn:schemas-microsoft-com:vml" xmlns:wp14="http://schemas.microsoft.com/office/word/2010/wordprocessingDrawing" xmlns:wp="http://schemas.openxmlformats.org/drawingml/2006/wordprocessingDrawing" xmlns:w10="urn:schemas-microsoft-com:office:word" xmlns:w="http://schemas.openxmlformats.org/wordprocessingml/2006/main" xmlns:w14="http://schemas.microsoft.com/office/word/2010/wordml" xmlns:w15="http://schemas.microsoft.com/office/word/2012/wordml" xmlns:w16cex="http://schemas.microsoft.com/office/word/2018/wordml/cex" xmlns:w16cid="http://schemas.microsoft.com/office/word/2016/wordml/cid" xmlns:w16="http://schemas.microsoft.com/office/word/2018/wordml" xmlns:w16du="http://schemas.microsoft.com/office/word/2023/wordml/word16du" xmlns:w16sdtdh="http://schemas.microsoft.com/office/word/2020/wordml/sdtdatahash" xmlns:w16sdtfl="http://schemas.microsoft.com/office/word/2024/wordml/sdtformatlock" xmlns:w16se="http://schemas.microsoft.com/office/word/2015/wordml/symex" xmlns:wpg="http://schemas.microsoft.com/office/word/2010/wordprocessingGroup" xmlns:wpi="http://schemas.microsoft.com/office/word/2010/wordprocessingInk" xmlns:wne="http://schemas.microsoft.com/office/word/2006/wordml" xmlns:wps="http://schemas.microsoft.com/office/word/2010/wordprocessingShape" mc:Ignorable="w14 w15 w16se w16cid w16 w16cex w16sdtdh w16sdtfl w16du wp14">
+  <w:footnote w:type="separator" w:id="-1">
+    <w:p>
+      <w:pPr>
+        <w:spacing w:after="0" w:line="240" w:lineRule="auto"/>
+      </w:pPr>
+      <w:r>
+        <w:separator/>
+      </w:r>
+    </w:p>
+  </w:footnote>
+  <w:footnote w:type="continuationSeparator" w:id="0">
+    <w:p>
+      <w:pPr>
+        <w:spacing w:after="0" w:line="240" w:lineRule="auto"/>
+      </w:pPr>
+      <w:r>
+        <w:continuationSeparator/>
+      </w:r>
+    </w:p>
+  </w:footnote>
+</w:footnotes>
 </file>
 
 <file path=word/header1.xml><?xml version="1.0" encoding="utf-8"?>
@@ -4052,6 +4032,7 @@
   <w:style w:type="character" w:default="1" w:styleId="DefaultParagraphFont">
     <w:name w:val="Default Paragraph Font"/>
     <w:uiPriority w:val="1"/>
+    <w:semiHidden/>
     <w:unhideWhenUsed/>
   </w:style>
   <w:style w:type="table" w:default="1" w:styleId="TableNormal">
@@ -4239,6 +4220,7 @@
       <w:numPr>
         <w:ilvl w:val="1"/>
       </w:numPr>
+      <w:ind w:left="317" w:hanging="10"/>
     </w:pPr>
     <w:rPr>
       <w:rFonts w:eastAsiaTheme="majorEastAsia" w:cstheme="majorBidi"/>
